--- a/referenceLetter/reference Xu Lu Zhang Jinrui.docx
+++ b/referenceLetter/reference Xu Lu Zhang Jinrui.docx
@@ -5,7 +5,7 @@
     <w:p>
       <w:pPr>
         <w:rPr>
-          <w:rFonts w:ascii="Times New Roman" w:eastAsia="黑体" w:hAnsi="Times New Roman" w:cs="Times New Roman" w:hint="eastAsia"/>
+          <w:rFonts w:ascii="Times New Roman" w:eastAsia="黑体" w:hAnsi="Times New Roman" w:cs="Times New Roman"/>
           <w:color w:val="000000"/>
           <w:szCs w:val="21"/>
           <w:lang w:bidi="ar"/>
@@ -277,60 +277,16 @@
           <w:szCs w:val="21"/>
           <w:lang w:bidi="ar"/>
         </w:rPr>
-        <w:t xml:space="preserve">Mr. </w:t>
-      </w:r>
-      <w:proofErr w:type="spellStart"/>
-      <w:r>
-        <w:rPr>
-          <w:rFonts w:ascii="Times New Roman" w:eastAsia="黑体" w:hAnsi="Times New Roman" w:cs="Times New Roman"/>
-          <w:b/>
-          <w:bCs/>
-          <w:color w:val="000000"/>
-          <w:szCs w:val="21"/>
-          <w:lang w:bidi="ar"/>
-        </w:rPr>
-        <w:t>Jinrui</w:t>
-      </w:r>
-      <w:proofErr w:type="spellEnd"/>
-      <w:r>
-        <w:rPr>
-          <w:rFonts w:ascii="Times New Roman" w:eastAsia="黑体" w:hAnsi="Times New Roman" w:cs="Times New Roman"/>
-          <w:b/>
-          <w:bCs/>
-          <w:color w:val="000000"/>
-          <w:szCs w:val="21"/>
-          <w:lang w:bidi="ar"/>
-        </w:rPr>
-        <w:t xml:space="preserve"> Zhang</w:t>
-      </w:r>
-      <w:r>
-        <w:rPr>
-          <w:rFonts w:ascii="Times New Roman" w:eastAsia="黑体" w:hAnsi="Times New Roman" w:cs="Times New Roman"/>
-          <w:color w:val="000000"/>
-          <w:szCs w:val="21"/>
-          <w:lang w:bidi="ar"/>
-        </w:rPr>
-        <w:t xml:space="preserve"> for admission to the graduate program at the </w:t>
-      </w:r>
-      <w:r>
-        <w:rPr>
-          <w:rFonts w:ascii="Times New Roman" w:eastAsia="黑体" w:hAnsi="Times New Roman" w:cs="Times New Roman"/>
-          <w:b/>
-          <w:bCs/>
-          <w:color w:val="000000"/>
-          <w:szCs w:val="21"/>
-          <w:lang w:bidi="ar"/>
-        </w:rPr>
-        <w:t>University of Alberta</w:t>
-      </w:r>
-      <w:r>
-        <w:rPr>
-          <w:rFonts w:ascii="Times New Roman" w:eastAsia="黑体" w:hAnsi="Times New Roman" w:cs="Times New Roman"/>
-          <w:color w:val="000000"/>
-          <w:szCs w:val="21"/>
-          <w:lang w:bidi="ar"/>
-        </w:rPr>
-        <w:t>.</w:t>
+        <w:t>Mr. Jinrui Zhang</w:t>
+      </w:r>
+      <w:r>
+        <w:rPr>
+          <w:rFonts w:ascii="Times New Roman" w:eastAsia="黑体" w:hAnsi="Times New Roman" w:cs="Times New Roman"/>
+          <w:color w:val="000000"/>
+          <w:szCs w:val="21"/>
+          <w:lang w:bidi="ar"/>
+        </w:rPr>
+        <w:t xml:space="preserve"> for admission to the graduate program.</w:t>
       </w:r>
       <w:r>
         <w:rPr>
@@ -341,25 +297,14 @@
         </w:rPr>
         <w:t xml:space="preserve"> </w:t>
       </w:r>
-      <w:proofErr w:type="spellStart"/>
-      <w:r>
-        <w:rPr>
-          <w:rFonts w:ascii="Times New Roman" w:eastAsia="黑体" w:hAnsi="Times New Roman" w:cs="Times New Roman"/>
-          <w:color w:val="000000"/>
-          <w:szCs w:val="21"/>
-          <w:lang w:bidi="ar"/>
-        </w:rPr>
-        <w:t>Jinrui</w:t>
-      </w:r>
-      <w:proofErr w:type="spellEnd"/>
-      <w:r>
-        <w:rPr>
-          <w:rFonts w:ascii="Times New Roman" w:eastAsia="黑体" w:hAnsi="Times New Roman" w:cs="Times New Roman"/>
-          <w:color w:val="000000"/>
-          <w:szCs w:val="21"/>
-          <w:lang w:bidi="ar"/>
-        </w:rPr>
-        <w:t xml:space="preserve"> informed me about his application for this graduate program.</w:t>
+      <w:r>
+        <w:rPr>
+          <w:rFonts w:ascii="Times New Roman" w:eastAsia="黑体" w:hAnsi="Times New Roman" w:cs="Times New Roman"/>
+          <w:color w:val="000000"/>
+          <w:szCs w:val="21"/>
+          <w:lang w:bidi="ar"/>
+        </w:rPr>
+        <w:t>Jinrui informed me about his application for this graduate program.</w:t>
       </w:r>
       <w:r>
         <w:rPr>
@@ -417,7 +362,7 @@
           <w:tab w:val="left" w:pos="5449"/>
         </w:tabs>
         <w:rPr>
-          <w:rFonts w:ascii="Times New Roman" w:eastAsia="黑体" w:hAnsi="Times New Roman" w:cs="Times New Roman" w:hint="eastAsia"/>
+          <w:rFonts w:ascii="Times New Roman" w:eastAsia="黑体" w:hAnsi="Times New Roman" w:cs="Times New Roman"/>
           <w:color w:val="000000"/>
           <w:szCs w:val="21"/>
           <w:lang w:bidi="ar"/>
@@ -562,7 +507,7 @@
         </w:tabs>
         <w:jc w:val="left"/>
         <w:rPr>
-          <w:rFonts w:ascii="Times New Roman" w:eastAsia="黑体" w:hAnsi="Times New Roman" w:cs="Times New Roman" w:hint="eastAsia"/>
+          <w:rFonts w:ascii="Times New Roman" w:eastAsia="黑体" w:hAnsi="Times New Roman" w:cs="Times New Roman"/>
           <w:color w:val="000000"/>
           <w:szCs w:val="21"/>
           <w:lang w:bidi="ar"/>
@@ -575,27 +520,7 @@
           <w:szCs w:val="21"/>
           <w:lang w:bidi="ar"/>
         </w:rPr>
-        <w:t xml:space="preserve">I am glad to recommend Mr. </w:t>
-      </w:r>
-      <w:proofErr w:type="spellStart"/>
-      <w:r>
-        <w:rPr>
-          <w:rFonts w:ascii="Times New Roman" w:eastAsia="黑体" w:hAnsi="Times New Roman" w:cs="Times New Roman"/>
-          <w:color w:val="000000"/>
-          <w:szCs w:val="21"/>
-          <w:lang w:bidi="ar"/>
-        </w:rPr>
-        <w:t>Jinrui</w:t>
-      </w:r>
-      <w:proofErr w:type="spellEnd"/>
-      <w:r>
-        <w:rPr>
-          <w:rFonts w:ascii="Times New Roman" w:eastAsia="黑体" w:hAnsi="Times New Roman" w:cs="Times New Roman"/>
-          <w:color w:val="000000"/>
-          <w:szCs w:val="21"/>
-          <w:lang w:bidi="ar"/>
-        </w:rPr>
-        <w:t xml:space="preserve"> Zhang for admission to the graduate program at the University of Alberta, and I am confident that he will achieve even greater success in the future.</w:t>
+        <w:t>I am glad to recommend Mr. Jinrui Zhang for admission to the graduate program, and I am confident that he will achieve even greater success in the future.</w:t>
       </w:r>
     </w:p>
     <w:p>
@@ -917,9 +842,48 @@
         <w:sz w:val="15"/>
         <w:szCs w:val="15"/>
       </w:rPr>
-      <w:t xml:space="preserve">No.2699 </w:t>
-    </w:r>
-    <w:proofErr w:type="spellStart"/>
+      <w:t>No.2699 Qianjin Road.Jilin</w:t>
+    </w:r>
+    <w:r>
+      <w:rPr>
+        <w:rFonts w:ascii="Times New Roman" w:eastAsia="MingLiU_HKSCS-ExtB" w:hAnsi="Times New Roman" w:cs="Times New Roman"/>
+        <w:spacing w:val="2"/>
+        <w:kern w:val="0"/>
+        <w:sz w:val="16"/>
+        <w:szCs w:val="16"/>
+      </w:rPr>
+      <w:t xml:space="preserve"> </w:t>
+    </w:r>
+    <w:r>
+      <w:rPr>
+        <w:rFonts w:ascii="Times New Roman" w:hAnsi="Times New Roman" w:cs="Times New Roman" w:hint="eastAsia"/>
+        <w:spacing w:val="2"/>
+        <w:kern w:val="0"/>
+        <w:sz w:val="16"/>
+        <w:szCs w:val="16"/>
+      </w:rPr>
+      <w:t>Province</w:t>
+    </w:r>
+    <w:r>
+      <w:rPr>
+        <w:rFonts w:ascii="Times New Roman" w:eastAsia="MingLiU_HKSCS-ExtB" w:hAnsi="Times New Roman" w:cs="Times New Roman"/>
+        <w:spacing w:val="2"/>
+        <w:kern w:val="0"/>
+        <w:sz w:val="10"/>
+        <w:szCs w:val="10"/>
+      </w:rPr>
+      <w:t>•</w:t>
+    </w:r>
+    <w:r>
+      <w:rPr>
+        <w:rFonts w:ascii="Times New Roman" w:eastAsia="MingLiU_HKSCS-ExtB" w:hAnsi="Times New Roman" w:cs="Times New Roman"/>
+        <w:spacing w:val="2"/>
+        <w:kern w:val="0"/>
+        <w:sz w:val="15"/>
+        <w:szCs w:val="15"/>
+      </w:rPr>
+      <w:t xml:space="preserve"> </w:t>
+    </w:r>
     <w:r>
       <w:rPr>
         <w:rFonts w:ascii="Times New Roman" w:hAnsi="Times New Roman" w:cs="Times New Roman" w:hint="eastAsia"/>
@@ -928,31 +892,8 @@
         <w:sz w:val="15"/>
         <w:szCs w:val="15"/>
       </w:rPr>
-      <w:t>Qianjin</w:t>
-    </w:r>
-    <w:proofErr w:type="spellEnd"/>
-    <w:r>
-      <w:rPr>
-        <w:rFonts w:ascii="Times New Roman" w:hAnsi="Times New Roman" w:cs="Times New Roman" w:hint="eastAsia"/>
-        <w:spacing w:val="2"/>
-        <w:kern w:val="0"/>
-        <w:sz w:val="15"/>
-        <w:szCs w:val="15"/>
-      </w:rPr>
-      <w:t xml:space="preserve"> </w:t>
-    </w:r>
-    <w:proofErr w:type="spellStart"/>
-    <w:r>
-      <w:rPr>
-        <w:rFonts w:ascii="Times New Roman" w:hAnsi="Times New Roman" w:cs="Times New Roman" w:hint="eastAsia"/>
-        <w:spacing w:val="2"/>
-        <w:kern w:val="0"/>
-        <w:sz w:val="15"/>
-        <w:szCs w:val="15"/>
-      </w:rPr>
-      <w:t>Road.Jilin</w:t>
-    </w:r>
-    <w:proofErr w:type="spellEnd"/>
+      <w:t>132000</w:t>
+    </w:r>
     <w:r>
       <w:rPr>
         <w:rFonts w:ascii="Times New Roman" w:eastAsia="MingLiU_HKSCS-ExtB" w:hAnsi="Times New Roman" w:cs="Times New Roman"/>
@@ -965,121 +906,55 @@
     </w:r>
     <w:r>
       <w:rPr>
+        <w:rFonts w:ascii="Times New Roman" w:eastAsia="MingLiU_HKSCS-ExtB" w:hAnsi="Times New Roman" w:cs="Times New Roman"/>
+        <w:spacing w:val="2"/>
+        <w:kern w:val="0"/>
+        <w:sz w:val="10"/>
+        <w:szCs w:val="10"/>
+      </w:rPr>
+      <w:t xml:space="preserve">• </w:t>
+    </w:r>
+    <w:r>
+      <w:rPr>
+        <w:rFonts w:ascii="Times New Roman" w:eastAsia="MingLiU_HKSCS-ExtB" w:hAnsi="Times New Roman" w:cs="Times New Roman"/>
+        <w:spacing w:val="2"/>
+        <w:kern w:val="0"/>
+        <w:sz w:val="16"/>
+        <w:szCs w:val="16"/>
+      </w:rPr>
+      <w:t xml:space="preserve">P.R.China </w:t>
+    </w:r>
+    <w:r>
+      <w:rPr>
+        <w:rFonts w:ascii="Times New Roman" w:eastAsia="MingLiU_HKSCS-ExtB" w:hAnsi="Times New Roman" w:cs="Times New Roman"/>
+        <w:spacing w:val="2"/>
+        <w:kern w:val="0"/>
+        <w:sz w:val="10"/>
+        <w:szCs w:val="10"/>
+      </w:rPr>
+      <w:t xml:space="preserve">• </w:t>
+    </w:r>
+    <w:r>
+      <w:rPr>
+        <w:rFonts w:ascii="Times New Roman" w:eastAsia="MingLiU_HKSCS-ExtB" w:hAnsi="Times New Roman" w:cs="Times New Roman"/>
+        <w:spacing w:val="2"/>
+        <w:kern w:val="0"/>
+        <w:sz w:val="16"/>
+        <w:szCs w:val="16"/>
+      </w:rPr>
+      <w:t>Email:</w:t>
+    </w:r>
+    <w:bookmarkStart w:id="0" w:name="_Hlk212123210"/>
+    <w:r>
+      <w:rPr>
         <w:rFonts w:ascii="Times New Roman" w:hAnsi="Times New Roman" w:cs="Times New Roman" w:hint="eastAsia"/>
         <w:spacing w:val="2"/>
         <w:kern w:val="0"/>
         <w:sz w:val="16"/>
         <w:szCs w:val="16"/>
       </w:rPr>
-      <w:t>Province</w:t>
-    </w:r>
-    <w:r>
-      <w:rPr>
-        <w:rFonts w:ascii="Times New Roman" w:eastAsia="MingLiU_HKSCS-ExtB" w:hAnsi="Times New Roman" w:cs="Times New Roman"/>
-        <w:spacing w:val="2"/>
-        <w:kern w:val="0"/>
-        <w:sz w:val="10"/>
-        <w:szCs w:val="10"/>
-      </w:rPr>
-      <w:t>•</w:t>
-    </w:r>
-    <w:r>
-      <w:rPr>
-        <w:rFonts w:ascii="Times New Roman" w:eastAsia="MingLiU_HKSCS-ExtB" w:hAnsi="Times New Roman" w:cs="Times New Roman"/>
-        <w:spacing w:val="2"/>
-        <w:kern w:val="0"/>
-        <w:sz w:val="15"/>
-        <w:szCs w:val="15"/>
-      </w:rPr>
-      <w:t xml:space="preserve"> </w:t>
-    </w:r>
-    <w:r>
-      <w:rPr>
-        <w:rFonts w:ascii="Times New Roman" w:hAnsi="Times New Roman" w:cs="Times New Roman" w:hint="eastAsia"/>
-        <w:spacing w:val="2"/>
-        <w:kern w:val="0"/>
-        <w:sz w:val="15"/>
-        <w:szCs w:val="15"/>
-      </w:rPr>
-      <w:t>132000</w:t>
-    </w:r>
-    <w:r>
-      <w:rPr>
-        <w:rFonts w:ascii="Times New Roman" w:eastAsia="MingLiU_HKSCS-ExtB" w:hAnsi="Times New Roman" w:cs="Times New Roman"/>
-        <w:spacing w:val="2"/>
-        <w:kern w:val="0"/>
-        <w:sz w:val="16"/>
-        <w:szCs w:val="16"/>
-      </w:rPr>
-      <w:t xml:space="preserve"> </w:t>
-    </w:r>
-    <w:r>
-      <w:rPr>
-        <w:rFonts w:ascii="Times New Roman" w:eastAsia="MingLiU_HKSCS-ExtB" w:hAnsi="Times New Roman" w:cs="Times New Roman"/>
-        <w:spacing w:val="2"/>
-        <w:kern w:val="0"/>
-        <w:sz w:val="10"/>
-        <w:szCs w:val="10"/>
-      </w:rPr>
-      <w:t xml:space="preserve">• </w:t>
-    </w:r>
-    <w:proofErr w:type="spellStart"/>
-    <w:r>
-      <w:rPr>
-        <w:rFonts w:ascii="Times New Roman" w:eastAsia="MingLiU_HKSCS-ExtB" w:hAnsi="Times New Roman" w:cs="Times New Roman"/>
-        <w:spacing w:val="2"/>
-        <w:kern w:val="0"/>
-        <w:sz w:val="16"/>
-        <w:szCs w:val="16"/>
-      </w:rPr>
-      <w:t>P.</w:t>
-    </w:r>
-    <w:proofErr w:type="gramStart"/>
-    <w:r>
-      <w:rPr>
-        <w:rFonts w:ascii="Times New Roman" w:eastAsia="MingLiU_HKSCS-ExtB" w:hAnsi="Times New Roman" w:cs="Times New Roman"/>
-        <w:spacing w:val="2"/>
-        <w:kern w:val="0"/>
-        <w:sz w:val="16"/>
-        <w:szCs w:val="16"/>
-      </w:rPr>
-      <w:t>R.China</w:t>
-    </w:r>
-    <w:proofErr w:type="spellEnd"/>
-    <w:proofErr w:type="gramEnd"/>
-    <w:r>
-      <w:rPr>
-        <w:rFonts w:ascii="Times New Roman" w:eastAsia="MingLiU_HKSCS-ExtB" w:hAnsi="Times New Roman" w:cs="Times New Roman"/>
-        <w:spacing w:val="2"/>
-        <w:kern w:val="0"/>
-        <w:sz w:val="16"/>
-        <w:szCs w:val="16"/>
-      </w:rPr>
-      <w:t xml:space="preserve"> </w:t>
-    </w:r>
-    <w:r>
-      <w:rPr>
-        <w:rFonts w:ascii="Times New Roman" w:eastAsia="MingLiU_HKSCS-ExtB" w:hAnsi="Times New Roman" w:cs="Times New Roman"/>
-        <w:spacing w:val="2"/>
-        <w:kern w:val="0"/>
-        <w:sz w:val="10"/>
-        <w:szCs w:val="10"/>
-      </w:rPr>
-      <w:t xml:space="preserve">• </w:t>
-    </w:r>
-    <w:proofErr w:type="spellStart"/>
-    <w:proofErr w:type="gramStart"/>
-    <w:r>
-      <w:rPr>
-        <w:rFonts w:ascii="Times New Roman" w:eastAsia="MingLiU_HKSCS-ExtB" w:hAnsi="Times New Roman" w:cs="Times New Roman"/>
-        <w:spacing w:val="2"/>
-        <w:kern w:val="0"/>
-        <w:sz w:val="16"/>
-        <w:szCs w:val="16"/>
-      </w:rPr>
-      <w:t>Email:</w:t>
-    </w:r>
-    <w:bookmarkStart w:id="0" w:name="_Hlk212123210"/>
+      <w:t>xulu</w:t>
+    </w:r>
     <w:r>
       <w:rPr>
         <w:rFonts w:ascii="Times New Roman" w:hAnsi="Times New Roman" w:cs="Times New Roman" w:hint="eastAsia"/>
@@ -1088,16 +963,6 @@
         <w:sz w:val="16"/>
         <w:szCs w:val="16"/>
       </w:rPr>
-      <w:t>xulu</w:t>
-    </w:r>
-    <w:r>
-      <w:rPr>
-        <w:rFonts w:ascii="Times New Roman" w:hAnsi="Times New Roman" w:cs="Times New Roman" w:hint="eastAsia"/>
-        <w:spacing w:val="2"/>
-        <w:kern w:val="0"/>
-        <w:sz w:val="16"/>
-        <w:szCs w:val="16"/>
-      </w:rPr>
       <w:t>@jlu.edu.c</w:t>
     </w:r>
     <w:r>
@@ -1111,8 +976,6 @@
       <w:t>n</w:t>
     </w:r>
     <w:bookmarkEnd w:id="0"/>
-    <w:proofErr w:type="spellEnd"/>
-    <w:proofErr w:type="gramEnd"/>
   </w:p>
 </w:hdr>
 </file>
@@ -1542,6 +1405,7 @@
   <w:style w:type="character" w:default="1" w:styleId="a0">
     <w:name w:val="Default Paragraph Font"/>
     <w:uiPriority w:val="1"/>
+    <w:semiHidden/>
     <w:unhideWhenUsed/>
   </w:style>
   <w:style w:type="table" w:default="1" w:styleId="a1">
